--- a/Output/MedicatieReview_Argusvlinder.docx
+++ b/Output/MedicatieReview_Argusvlinder.docx
@@ -50,7 +50,7 @@
         <w:t xml:space="preserve">Datum: </w:t>
       </w:r>
       <w:r>
-        <w:t>18-08-2025</w:t>
+        <w:t>25-09-2025</w:t>
         <w:br/>
       </w:r>
       <w:r>
@@ -1686,7 +1686,7 @@
         <w:t xml:space="preserve">Datum: </w:t>
       </w:r>
       <w:r>
-        <w:t>18-08-2025</w:t>
+        <w:t>25-09-2025</w:t>
         <w:br/>
       </w:r>
       <w:r>
@@ -3300,7 +3300,7 @@
         <w:t xml:space="preserve">Datum: </w:t>
       </w:r>
       <w:r>
-        <w:t>18-08-2025</w:t>
+        <w:t>25-09-2025</w:t>
         <w:br/>
       </w:r>
       <w:r>
@@ -4800,7 +4800,7 @@
         <w:t xml:space="preserve">Datum: </w:t>
       </w:r>
       <w:r>
-        <w:t>18-08-2025</w:t>
+        <w:t>25-09-2025</w:t>
         <w:br/>
       </w:r>
       <w:r>
@@ -7118,7 +7118,7 @@
         <w:t xml:space="preserve">Datum: </w:t>
       </w:r>
       <w:r>
-        <w:t>18-08-2025</w:t>
+        <w:t>25-09-2025</w:t>
         <w:br/>
       </w:r>
       <w:r>
@@ -9034,7 +9034,7 @@
         <w:t xml:space="preserve">Datum: </w:t>
       </w:r>
       <w:r>
-        <w:t>18-08-2025</w:t>
+        <w:t>25-09-2025</w:t>
         <w:br/>
       </w:r>
       <w:r>
@@ -11406,7 +11406,7 @@
         <w:t xml:space="preserve">Datum: </w:t>
       </w:r>
       <w:r>
-        <w:t>18-08-2025</w:t>
+        <w:t>25-09-2025</w:t>
         <w:br/>
       </w:r>
       <w:r>
@@ -12998,7 +12998,7 @@
         <w:t xml:space="preserve">Datum: </w:t>
       </w:r>
       <w:r>
-        <w:t>18-08-2025</w:t>
+        <w:t>25-09-2025</w:t>
         <w:br/>
       </w:r>
       <w:r>
@@ -13976,7 +13976,7 @@
         <w:t xml:space="preserve">Datum: </w:t>
       </w:r>
       <w:r>
-        <w:t>18-08-2025</w:t>
+        <w:t>25-09-2025</w:t>
         <w:br/>
       </w:r>
       <w:r>
@@ -16458,7 +16458,7 @@
         <w:t xml:space="preserve">Datum: </w:t>
       </w:r>
       <w:r>
-        <w:t>18-08-2025</w:t>
+        <w:t>25-09-2025</w:t>
         <w:br/>
       </w:r>
       <w:r>

--- a/Output/MedicatieReview_Argusvlinder.docx
+++ b/Output/MedicatieReview_Argusvlinder.docx
@@ -264,7 +264,7 @@
               <w:rPr>
                 <w:b/>
               </w:rPr>
-              <w:t>Opmerking Medimo</w:t>
+              <w:t>Opmerking in Medimo</w:t>
             </w:r>
           </w:p>
         </w:tc>
@@ -447,7 +447,7 @@
               <w:rPr>
                 <w:b/>
               </w:rPr>
-              <w:t>Opmerking Medimo</w:t>
+              <w:t>Opmerking in Medimo</w:t>
             </w:r>
           </w:p>
         </w:tc>
@@ -632,7 +632,7 @@
               <w:rPr>
                 <w:b/>
               </w:rPr>
-              <w:t>Opmerking Medimo</w:t>
+              <w:t>Opmerking in Medimo</w:t>
             </w:r>
           </w:p>
         </w:tc>
@@ -777,7 +777,7 @@
               <w:rPr>
                 <w:b/>
               </w:rPr>
-              <w:t>Opmerking Medimo</w:t>
+              <w:t>Opmerking in Medimo</w:t>
             </w:r>
           </w:p>
         </w:tc>
@@ -920,7 +920,7 @@
               <w:rPr>
                 <w:b/>
               </w:rPr>
-              <w:t>Opmerking Medimo</w:t>
+              <w:t>Opmerking in Medimo</w:t>
             </w:r>
           </w:p>
         </w:tc>
@@ -1103,7 +1103,7 @@
               <w:rPr>
                 <w:b/>
               </w:rPr>
-              <w:t>Opmerking Medimo</w:t>
+              <w:t>Opmerking in Medimo</w:t>
             </w:r>
           </w:p>
         </w:tc>
@@ -1427,7 +1427,7 @@
               <w:rPr>
                 <w:b/>
               </w:rPr>
-              <w:t>Opmerking Medimo</w:t>
+              <w:t>Opmerking in Medimo</w:t>
             </w:r>
           </w:p>
         </w:tc>
@@ -1572,7 +1572,7 @@
               <w:rPr>
                 <w:b/>
               </w:rPr>
-              <w:t>Opmerking Medimo</w:t>
+              <w:t>Opmerking in Medimo</w:t>
             </w:r>
           </w:p>
         </w:tc>
@@ -1755,7 +1755,7 @@
               <w:rPr>
                 <w:b/>
               </w:rPr>
-              <w:t>Opmerking Medimo</w:t>
+              <w:t>Opmerking in Medimo</w:t>
             </w:r>
           </w:p>
         </w:tc>
@@ -1898,7 +1898,7 @@
               <w:rPr>
                 <w:b/>
               </w:rPr>
-              <w:t>Opmerking Medimo</w:t>
+              <w:t>Opmerking in Medimo</w:t>
             </w:r>
           </w:p>
         </w:tc>
@@ -2083,7 +2083,7 @@
               <w:rPr>
                 <w:b/>
               </w:rPr>
-              <w:t>Opmerking Medimo</w:t>
+              <w:t>Opmerking in Medimo</w:t>
             </w:r>
           </w:p>
         </w:tc>
@@ -2266,7 +2266,7 @@
               <w:rPr>
                 <w:b/>
               </w:rPr>
-              <w:t>Opmerking Medimo</w:t>
+              <w:t>Opmerking in Medimo</w:t>
             </w:r>
           </w:p>
         </w:tc>
@@ -2590,7 +2590,7 @@
               <w:rPr>
                 <w:b/>
               </w:rPr>
-              <w:t>Opmerking Medimo</w:t>
+              <w:t>Opmerking in Medimo</w:t>
             </w:r>
           </w:p>
         </w:tc>
@@ -2733,7 +2733,7 @@
               <w:rPr>
                 <w:b/>
               </w:rPr>
-              <w:t>Opmerking Medimo</w:t>
+              <w:t>Opmerking in Medimo</w:t>
             </w:r>
           </w:p>
         </w:tc>
@@ -2876,7 +2876,7 @@
               <w:rPr>
                 <w:b/>
               </w:rPr>
-              <w:t>Opmerking Medimo</w:t>
+              <w:t>Opmerking in Medimo</w:t>
             </w:r>
           </w:p>
         </w:tc>
@@ -3059,7 +3059,7 @@
               <w:rPr>
                 <w:b/>
               </w:rPr>
-              <w:t>Opmerking Medimo</w:t>
+              <w:t>Opmerking in Medimo</w:t>
             </w:r>
           </w:p>
         </w:tc>
@@ -3204,7 +3204,7 @@
               <w:rPr>
                 <w:b/>
               </w:rPr>
-              <w:t>Opmerking Medimo</w:t>
+              <w:t>Opmerking in Medimo</w:t>
             </w:r>
           </w:p>
         </w:tc>
@@ -3391,7 +3391,7 @@
               <w:rPr>
                 <w:b/>
               </w:rPr>
-              <w:t>Opmerking Medimo</w:t>
+              <w:t>Opmerking in Medimo</w:t>
             </w:r>
           </w:p>
         </w:tc>
@@ -3536,7 +3536,7 @@
               <w:rPr>
                 <w:b/>
               </w:rPr>
-              <w:t>Opmerking Medimo</w:t>
+              <w:t>Opmerking in Medimo</w:t>
             </w:r>
           </w:p>
         </w:tc>
@@ -3924,7 +3924,7 @@
               <w:rPr>
                 <w:b/>
               </w:rPr>
-              <w:t>Opmerking Medimo</w:t>
+              <w:t>Opmerking in Medimo</w:t>
             </w:r>
           </w:p>
         </w:tc>
@@ -4069,7 +4069,7 @@
               <w:rPr>
                 <w:b/>
               </w:rPr>
-              <w:t>Opmerking Medimo</w:t>
+              <w:t>Opmerking in Medimo</w:t>
             </w:r>
           </w:p>
         </w:tc>
@@ -4292,7 +4292,7 @@
               <w:rPr>
                 <w:b/>
               </w:rPr>
-              <w:t>Opmerking Medimo</w:t>
+              <w:t>Opmerking in Medimo</w:t>
             </w:r>
           </w:p>
         </w:tc>
@@ -4435,7 +4435,7 @@
               <w:rPr>
                 <w:b/>
               </w:rPr>
-              <w:t>Opmerking Medimo</w:t>
+              <w:t>Opmerking in Medimo</w:t>
             </w:r>
           </w:p>
         </w:tc>
@@ -4658,7 +4658,7 @@
               <w:rPr>
                 <w:b/>
               </w:rPr>
-              <w:t>Opmerking Medimo</w:t>
+              <w:t>Opmerking in Medimo</w:t>
             </w:r>
           </w:p>
         </w:tc>
@@ -4801,7 +4801,7 @@
               <w:rPr>
                 <w:b/>
               </w:rPr>
-              <w:t>Opmerking Medimo</w:t>
+              <w:t>Opmerking in Medimo</w:t>
             </w:r>
           </w:p>
         </w:tc>
@@ -4986,7 +4986,7 @@
               <w:rPr>
                 <w:b/>
               </w:rPr>
-              <w:t>Opmerking Medimo</w:t>
+              <w:t>Opmerking in Medimo</w:t>
             </w:r>
           </w:p>
         </w:tc>
@@ -5169,7 +5169,7 @@
               <w:rPr>
                 <w:b/>
               </w:rPr>
-              <w:t>Opmerking Medimo</w:t>
+              <w:t>Opmerking in Medimo</w:t>
             </w:r>
           </w:p>
         </w:tc>
@@ -5559,7 +5559,7 @@
               <w:rPr>
                 <w:b/>
               </w:rPr>
-              <w:t>Opmerking Medimo</w:t>
+              <w:t>Opmerking in Medimo</w:t>
             </w:r>
           </w:p>
         </w:tc>
@@ -5824,7 +5824,7 @@
               <w:rPr>
                 <w:b/>
               </w:rPr>
-              <w:t>Opmerking Medimo</w:t>
+              <w:t>Opmerking in Medimo</w:t>
             </w:r>
           </w:p>
         </w:tc>
@@ -6011,7 +6011,7 @@
               <w:rPr>
                 <w:b/>
               </w:rPr>
-              <w:t>Opmerking Medimo</w:t>
+              <w:t>Opmerking in Medimo</w:t>
             </w:r>
           </w:p>
         </w:tc>
@@ -6156,7 +6156,7 @@
               <w:rPr>
                 <w:b/>
               </w:rPr>
-              <w:t>Opmerking Medimo</w:t>
+              <w:t>Opmerking in Medimo</w:t>
             </w:r>
           </w:p>
         </w:tc>
@@ -6339,7 +6339,7 @@
               <w:rPr>
                 <w:b/>
               </w:rPr>
-              <w:t>Opmerking Medimo</w:t>
+              <w:t>Opmerking in Medimo</w:t>
             </w:r>
           </w:p>
         </w:tc>
@@ -6524,7 +6524,7 @@
               <w:rPr>
                 <w:b/>
               </w:rPr>
-              <w:t>Opmerking Medimo</w:t>
+              <w:t>Opmerking in Medimo</w:t>
             </w:r>
           </w:p>
         </w:tc>
@@ -6890,7 +6890,7 @@
               <w:rPr>
                 <w:b/>
               </w:rPr>
-              <w:t>Opmerking Medimo</w:t>
+              <w:t>Opmerking in Medimo</w:t>
             </w:r>
           </w:p>
         </w:tc>
@@ -7075,7 +7075,7 @@
               <w:rPr>
                 <w:b/>
               </w:rPr>
-              <w:t>Opmerking Medimo</w:t>
+              <w:t>Opmerking in Medimo</w:t>
             </w:r>
           </w:p>
         </w:tc>
@@ -7424,7 +7424,7 @@
               <w:rPr>
                 <w:b/>
               </w:rPr>
-              <w:t>Opmerking Medimo</w:t>
+              <w:t>Opmerking in Medimo</w:t>
             </w:r>
           </w:p>
         </w:tc>
@@ -7567,7 +7567,7 @@
               <w:rPr>
                 <w:b/>
               </w:rPr>
-              <w:t>Opmerking Medimo</w:t>
+              <w:t>Opmerking in Medimo</w:t>
             </w:r>
           </w:p>
         </w:tc>
@@ -7792,7 +7792,7 @@
               <w:rPr>
                 <w:b/>
               </w:rPr>
-              <w:t>Opmerking Medimo</w:t>
+              <w:t>Opmerking in Medimo</w:t>
             </w:r>
           </w:p>
         </w:tc>
@@ -7937,7 +7937,7 @@
               <w:rPr>
                 <w:b/>
               </w:rPr>
-              <w:t>Opmerking Medimo</w:t>
+              <w:t>Opmerking in Medimo</w:t>
             </w:r>
           </w:p>
         </w:tc>
@@ -8082,7 +8082,7 @@
               <w:rPr>
                 <w:b/>
               </w:rPr>
-              <w:t>Opmerking Medimo</w:t>
+              <w:t>Opmerking in Medimo</w:t>
             </w:r>
           </w:p>
         </w:tc>
@@ -8265,7 +8265,7 @@
               <w:rPr>
                 <w:b/>
               </w:rPr>
-              <w:t>Opmerking Medimo</w:t>
+              <w:t>Opmerking in Medimo</w:t>
             </w:r>
           </w:p>
         </w:tc>
@@ -8589,7 +8589,7 @@
               <w:rPr>
                 <w:b/>
               </w:rPr>
-              <w:t>Opmerking Medimo</w:t>
+              <w:t>Opmerking in Medimo</w:t>
             </w:r>
           </w:p>
         </w:tc>
@@ -8814,7 +8814,7 @@
               <w:rPr>
                 <w:b/>
               </w:rPr>
-              <w:t>Opmerking Medimo</w:t>
+              <w:t>Opmerking in Medimo</w:t>
             </w:r>
           </w:p>
         </w:tc>
@@ -8999,7 +8999,7 @@
               <w:rPr>
                 <w:b/>
               </w:rPr>
-              <w:t>Opmerking Medimo</w:t>
+              <w:t>Opmerking in Medimo</w:t>
             </w:r>
           </w:p>
         </w:tc>
@@ -9144,7 +9144,7 @@
               <w:rPr>
                 <w:b/>
               </w:rPr>
-              <w:t>Opmerking Medimo</w:t>
+              <w:t>Opmerking in Medimo</w:t>
             </w:r>
           </w:p>
         </w:tc>
@@ -9289,7 +9289,7 @@
               <w:rPr>
                 <w:b/>
               </w:rPr>
-              <w:t>Opmerking Medimo</w:t>
+              <w:t>Opmerking in Medimo</w:t>
             </w:r>
           </w:p>
         </w:tc>
@@ -9472,7 +9472,7 @@
               <w:rPr>
                 <w:b/>
               </w:rPr>
-              <w:t>Opmerking Medimo</w:t>
+              <w:t>Opmerking in Medimo</w:t>
             </w:r>
           </w:p>
         </w:tc>
@@ -9816,7 +9816,7 @@
               <w:rPr>
                 <w:b/>
               </w:rPr>
-              <w:t>Opmerking Medimo</w:t>
+              <w:t>Opmerking in Medimo</w:t>
             </w:r>
           </w:p>
         </w:tc>
@@ -10001,7 +10001,7 @@
               <w:rPr>
                 <w:b/>
               </w:rPr>
-              <w:t>Opmerking Medimo</w:t>
+              <w:t>Opmerking in Medimo</w:t>
             </w:r>
           </w:p>
         </w:tc>
@@ -10146,7 +10146,7 @@
               <w:rPr>
                 <w:b/>
               </w:rPr>
-              <w:t>Opmerking Medimo</w:t>
+              <w:t>Opmerking in Medimo</w:t>
             </w:r>
           </w:p>
         </w:tc>
@@ -10289,7 +10289,7 @@
               <w:rPr>
                 <w:b/>
               </w:rPr>
-              <w:t>Opmerking Medimo</w:t>
+              <w:t>Opmerking in Medimo</w:t>
             </w:r>
           </w:p>
         </w:tc>
@@ -10472,7 +10472,7 @@
               <w:rPr>
                 <w:b/>
               </w:rPr>
-              <w:t>Opmerking Medimo</w:t>
+              <w:t>Opmerking in Medimo</w:t>
             </w:r>
           </w:p>
         </w:tc>
@@ -10816,7 +10816,7 @@
               <w:rPr>
                 <w:b/>
               </w:rPr>
-              <w:t>Opmerking Medimo</w:t>
+              <w:t>Opmerking in Medimo</w:t>
             </w:r>
           </w:p>
         </w:tc>
@@ -10959,7 +10959,7 @@
               <w:rPr>
                 <w:b/>
               </w:rPr>
-              <w:t>Opmerking Medimo</w:t>
+              <w:t>Opmerking in Medimo</w:t>
             </w:r>
           </w:p>
         </w:tc>
@@ -11144,7 +11144,7 @@
               <w:rPr>
                 <w:b/>
               </w:rPr>
-              <w:t>Opmerking Medimo</w:t>
+              <w:t>Opmerking in Medimo</w:t>
             </w:r>
           </w:p>
         </w:tc>
@@ -11287,7 +11287,7 @@
               <w:rPr>
                 <w:b/>
               </w:rPr>
-              <w:t>Opmerking Medimo</w:t>
+              <w:t>Opmerking in Medimo</w:t>
             </w:r>
           </w:p>
         </w:tc>
@@ -11472,7 +11472,7 @@
               <w:rPr>
                 <w:b/>
               </w:rPr>
-              <w:t>Opmerking Medimo</w:t>
+              <w:t>Opmerking in Medimo</w:t>
             </w:r>
           </w:p>
         </w:tc>
@@ -11657,7 +11657,7 @@
               <w:rPr>
                 <w:b/>
               </w:rPr>
-              <w:t>Opmerking Medimo</w:t>
+              <w:t>Opmerking in Medimo</w:t>
             </w:r>
           </w:p>
         </w:tc>
@@ -11800,7 +11800,7 @@
               <w:rPr>
                 <w:b/>
               </w:rPr>
-              <w:t>Opmerking Medimo</w:t>
+              <w:t>Opmerking in Medimo</w:t>
             </w:r>
           </w:p>
         </w:tc>
@@ -11945,7 +11945,7 @@
               <w:rPr>
                 <w:b/>
               </w:rPr>
-              <w:t>Opmerking Medimo</w:t>
+              <w:t>Opmerking in Medimo</w:t>
             </w:r>
           </w:p>
         </w:tc>
@@ -12132,7 +12132,7 @@
               <w:rPr>
                 <w:b/>
               </w:rPr>
-              <w:t>Opmerking Medimo</w:t>
+              <w:t>Opmerking in Medimo</w:t>
             </w:r>
           </w:p>
         </w:tc>
@@ -12319,7 +12319,7 @@
               <w:rPr>
                 <w:b/>
               </w:rPr>
-              <w:t>Opmerking Medimo</w:t>
+              <w:t>Opmerking in Medimo</w:t>
             </w:r>
           </w:p>
         </w:tc>
@@ -12502,7 +12502,7 @@
               <w:rPr>
                 <w:b/>
               </w:rPr>
-              <w:t>Opmerking Medimo</w:t>
+              <w:t>Opmerking in Medimo</w:t>
             </w:r>
           </w:p>
         </w:tc>
@@ -12846,7 +12846,7 @@
               <w:rPr>
                 <w:b/>
               </w:rPr>
-              <w:t>Opmerking Medimo</w:t>
+              <w:t>Opmerking in Medimo</w:t>
             </w:r>
           </w:p>
         </w:tc>
@@ -12989,7 +12989,7 @@
               <w:rPr>
                 <w:b/>
               </w:rPr>
-              <w:t>Opmerking Medimo</w:t>
+              <w:t>Opmerking in Medimo</w:t>
             </w:r>
           </w:p>
         </w:tc>
@@ -13132,7 +13132,7 @@
               <w:rPr>
                 <w:b/>
               </w:rPr>
-              <w:t>Opmerking Medimo</w:t>
+              <w:t>Opmerking in Medimo</w:t>
             </w:r>
           </w:p>
         </w:tc>
@@ -13275,7 +13275,7 @@
               <w:rPr>
                 <w:b/>
               </w:rPr>
-              <w:t>Opmerking Medimo</w:t>
+              <w:t>Opmerking in Medimo</w:t>
             </w:r>
           </w:p>
         </w:tc>
@@ -13540,7 +13540,7 @@
               <w:rPr>
                 <w:b/>
               </w:rPr>
-              <w:t>Opmerking Medimo</w:t>
+              <w:t>Opmerking in Medimo</w:t>
             </w:r>
           </w:p>
         </w:tc>
@@ -13683,7 +13683,7 @@
               <w:rPr>
                 <w:b/>
               </w:rPr>
-              <w:t>Opmerking Medimo</w:t>
+              <w:t>Opmerking in Medimo</w:t>
             </w:r>
           </w:p>
         </w:tc>
@@ -13870,7 +13870,7 @@
               <w:rPr>
                 <w:b/>
               </w:rPr>
-              <w:t>Opmerking Medimo</w:t>
+              <w:t>Opmerking in Medimo</w:t>
             </w:r>
           </w:p>
         </w:tc>
@@ -14055,7 +14055,7 @@
               <w:rPr>
                 <w:b/>
               </w:rPr>
-              <w:t>Opmerking Medimo</w:t>
+              <w:t>Opmerking in Medimo</w:t>
             </w:r>
           </w:p>
         </w:tc>
@@ -14238,7 +14238,7 @@
               <w:rPr>
                 <w:b/>
               </w:rPr>
-              <w:t>Opmerking Medimo</w:t>
+              <w:t>Opmerking in Medimo</w:t>
             </w:r>
           </w:p>
         </w:tc>
@@ -14383,7 +14383,7 @@
               <w:rPr>
                 <w:b/>
               </w:rPr>
-              <w:t>Opmerking Medimo</w:t>
+              <w:t>Opmerking in Medimo</w:t>
             </w:r>
           </w:p>
         </w:tc>

--- a/Output/MedicatieReview_Argusvlinder.docx
+++ b/Output/MedicatieReview_Argusvlinder.docx
@@ -137,7 +137,7 @@
           </w:tcPr>
           <w:p>
             <w:r>
-              <w:t>J07 - VACCINS</w:t>
+              <w:t>J07B - VIRALE VACCINS (pseudo)</w:t>
             </w:r>
           </w:p>
         </w:tc>
@@ -1300,7 +1300,7 @@
           </w:tcPr>
           <w:p>
             <w:r>
-              <w:t>J07 - VACCINS</w:t>
+              <w:t>J07B - VIRALE VACCINS (pseudo)</w:t>
             </w:r>
           </w:p>
         </w:tc>
@@ -2418,67 +2418,11 @@
         <w:t>Mogelijke dubbelmedicatie:</w:t>
       </w:r>
     </w:p>
-    <w:tbl>
-      <w:tblPr>
-        <w:tblStyle w:val="TableGrid"/>
-        <w:tblW w:type="auto" w:w="0"/>
-        <w:tblLook w:firstColumn="1" w:firstRow="1" w:lastColumn="0" w:lastRow="0" w:noHBand="0" w:noVBand="1" w:val="04A0"/>
-      </w:tblPr>
-      <w:tblGrid>
-        <w:gridCol w:w="4680"/>
-        <w:gridCol w:w="4680"/>
-      </w:tblGrid>
-      <w:tr>
-        <w:tc>
-          <w:tcPr>
-            <w:tcW w:type="dxa" w:w="4680"/>
-          </w:tcPr>
-          <w:p>
-            <w:r>
-              <w:rPr>
-                <w:b/>
-              </w:rPr>
-              <w:t>Groep</w:t>
-            </w:r>
-          </w:p>
-        </w:tc>
-        <w:tc>
-          <w:tcPr>
-            <w:tcW w:type="dxa" w:w="4680"/>
-          </w:tcPr>
-          <w:p>
-            <w:r>
-              <w:rPr>
-                <w:b/>
-              </w:rPr>
-              <w:t>Geneesmiddelen</w:t>
-            </w:r>
-          </w:p>
-        </w:tc>
-      </w:tr>
-      <w:tr>
-        <w:tc>
-          <w:tcPr>
-            <w:tcW w:type="dxa" w:w="4680"/>
-          </w:tcPr>
-          <w:p>
-            <w:r>
-              <w:t>S01 - MIDDELEN VOOR OOGHEELKUNDIG GEBRUIK</w:t>
-            </w:r>
-          </w:p>
-        </w:tc>
-        <w:tc>
-          <w:tcPr>
-            <w:tcW w:type="dxa" w:w="4680"/>
-          </w:tcPr>
-          <w:p>
-            <w:r>
-              <w:t>Dorzolamide oogdruppels 20mg/ml fl 5ml+benzalkoniu, Vidisic carbogel edo ooggel 2mg/g 0,6ml</w:t>
-            </w:r>
-          </w:p>
-        </w:tc>
-      </w:tr>
-    </w:tbl>
+    <w:p>
+      <w:r>
+        <w:t>Geen dubbelmedicatie gevonden.</w:t>
+      </w:r>
+    </w:p>
     <w:p>
       <w:pPr>
         <w:pStyle w:val="Heading3"/>
@@ -3731,7 +3675,7 @@
           </w:tcPr>
           <w:p>
             <w:r>
-              <w:t>A02 - MIDDELEN BIJ ZUURGERELATEERDE AFWIJKINGEN</w:t>
+              <w:t>A02BC - PROTONPOMPREMMERS</w:t>
             </w:r>
           </w:p>
         </w:tc>
@@ -3753,7 +3697,7 @@
           </w:tcPr>
           <w:p>
             <w:r>
-              <w:t>J07 - VACCINS</w:t>
+              <w:t>J07B - VIRALE VACCINS (pseudo)</w:t>
             </w:r>
           </w:p>
         </w:tc>
@@ -3775,29 +3719,7 @@
           </w:tcPr>
           <w:p>
             <w:r>
-              <w:t>N02 - ANALGETICA</w:t>
-            </w:r>
-          </w:p>
-        </w:tc>
-        <w:tc>
-          <w:tcPr>
-            <w:tcW w:type="dxa" w:w="4680"/>
-          </w:tcPr>
-          <w:p>
-            <w:r>
-              <w:t>Morfine injvlst 10mg/ml amp 1ml, Paracetamol tablet 500mg</w:t>
-            </w:r>
-          </w:p>
-        </w:tc>
-      </w:tr>
-      <w:tr>
-        <w:tc>
-          <w:tcPr>
-            <w:tcW w:type="dxa" w:w="4680"/>
-          </w:tcPr>
-          <w:p>
-            <w:r>
-              <w:t>N05 - PSYCHOLEPTICA</w:t>
+              <w:t>N05A - ANTIPSYCHOTICA (pseudo)</w:t>
             </w:r>
           </w:p>
         </w:tc>
@@ -5366,7 +5288,7 @@
           </w:tcPr>
           <w:p>
             <w:r>
-              <w:t>C07 - BETA-BLOKKERS</w:t>
+              <w:t>C07AB - SELECTIEVE BETA-BLOKKERS</w:t>
             </w:r>
           </w:p>
         </w:tc>
@@ -5388,7 +5310,7 @@
           </w:tcPr>
           <w:p>
             <w:r>
-              <w:t>H03 - SCHILDKLIERMIDDELEN</w:t>
+              <w:t>H03AA - SCHILDKLIERHORMONEN</w:t>
             </w:r>
           </w:p>
         </w:tc>
@@ -5410,7 +5332,7 @@
           </w:tcPr>
           <w:p>
             <w:r>
-              <w:t>J07 - VACCINS</w:t>
+              <w:t>J07B - VIRALE VACCINS (pseudo)</w:t>
             </w:r>
           </w:p>
         </w:tc>
@@ -5421,28 +5343,6 @@
           <w:p>
             <w:r>
               <w:t>Covid-19 vaccin niet gespecificeerd injvlst, Vaxigrip tetra injsusp 2024/2025 wwsp 0,5ml</w:t>
-            </w:r>
-          </w:p>
-        </w:tc>
-      </w:tr>
-      <w:tr>
-        <w:tc>
-          <w:tcPr>
-            <w:tcW w:type="dxa" w:w="4680"/>
-          </w:tcPr>
-          <w:p>
-            <w:r>
-              <w:t>S01 - MIDDELEN VOOR OOGHEELKUNDIG GEBRUIK</w:t>
-            </w:r>
-          </w:p>
-        </w:tc>
-        <w:tc>
-          <w:tcPr>
-            <w:tcW w:type="dxa" w:w="4680"/>
-          </w:tcPr>
-          <w:p>
-            <w:r>
-              <w:t>Artelac edo oogdruppels 3,2mg/ml tube 0,6ml, Timolol/brinzolamide oogdr 5/10mg/ml fl 5ml benz</w:t>
             </w:r>
           </w:p>
         </w:tc>
@@ -6719,7 +6619,7 @@
           </w:tcPr>
           <w:p>
             <w:r>
-              <w:t>A06 - MIDDELEN BIJ OBSTIPATIE</w:t>
+              <w:t>A06A - MIDDELEN BIJ OBSTIPATIE (pseudo)</w:t>
             </w:r>
           </w:p>
         </w:tc>
@@ -6741,7 +6641,7 @@
           </w:tcPr>
           <w:p>
             <w:r>
-              <w:t>B03 - MIDDELEN BIJ ANEMIE</w:t>
+              <w:t>B03B - VITAMINE B12 EN FOLIUMZUUR (pseudo)</w:t>
             </w:r>
           </w:p>
         </w:tc>
@@ -6763,7 +6663,7 @@
           </w:tcPr>
           <w:p>
             <w:r>
-              <w:t>C01 - CARDIACA</w:t>
+              <w:t>C01DA - NITRATEN</w:t>
             </w:r>
           </w:p>
         </w:tc>
@@ -8462,7 +8362,7 @@
           </w:tcPr>
           <w:p>
             <w:r>
-              <w:t>J07 - VACCINS</w:t>
+              <w:t>J07B - VIRALE VACCINS (pseudo)</w:t>
             </w:r>
           </w:p>
         </w:tc>
@@ -9667,7 +9567,7 @@
           </w:tcPr>
           <w:p>
             <w:r>
-              <w:t>B03 - MIDDELEN BIJ ANEMIE</w:t>
+              <w:t>B03B - VITAMINE B12 EN FOLIUMZUUR (pseudo)</w:t>
             </w:r>
           </w:p>
         </w:tc>
@@ -9689,7 +9589,7 @@
           </w:tcPr>
           <w:p>
             <w:r>
-              <w:t>J07 - VACCINS</w:t>
+              <w:t>J07B - VIRALE VACCINS (pseudo)</w:t>
             </w:r>
           </w:p>
         </w:tc>
@@ -10667,7 +10567,7 @@
           </w:tcPr>
           <w:p>
             <w:r>
-              <w:t>J07 - VACCINS</w:t>
+              <w:t>J07B - VIRALE VACCINS (pseudo)</w:t>
             </w:r>
           </w:p>
         </w:tc>
@@ -10689,7 +10589,7 @@
           </w:tcPr>
           <w:p>
             <w:r>
-              <w:t>R03 - MIDDELEN BIJ ASTMA/COPD</w:t>
+              <w:t>R03A - SYMPATHICOMIMETICA VOOR INHALATIE (pseudo)</w:t>
             </w:r>
           </w:p>
         </w:tc>
@@ -12697,7 +12597,7 @@
           </w:tcPr>
           <w:p>
             <w:r>
-              <w:t>A06 - MIDDELEN BIJ OBSTIPATIE</w:t>
+              <w:t>A06A - MIDDELEN BIJ OBSTIPATIE (pseudo)</w:t>
             </w:r>
           </w:p>
         </w:tc>
@@ -12719,7 +12619,7 @@
           </w:tcPr>
           <w:p>
             <w:r>
-              <w:t>J07 - VACCINS</w:t>
+              <w:t>J07B - VIRALE VACCINS (pseudo)</w:t>
             </w:r>
           </w:p>
         </w:tc>

--- a/Output/MedicatieReview_Argusvlinder.docx
+++ b/Output/MedicatieReview_Argusvlinder.docx
@@ -286,7 +286,7 @@
           </w:tcPr>
           <w:p>
             <w:r>
-              <w:t>N05 - PSYCHOLEPTICA</w:t>
+              <w:t>DIAZEPINEN, OXAZEPINEN,THIAZEPINEN EN OXEPINEN</w:t>
             </w:r>
           </w:p>
         </w:tc>
@@ -326,7 +326,7 @@
           </w:tcPr>
           <w:p>
             <w:r>
-              <w:t>N05 - PSYCHOLEPTICA</w:t>
+              <w:t>DIAZEPINEN, OXAZEPINEN,THIAZEPINEN EN OXEPINEN</w:t>
             </w:r>
           </w:p>
         </w:tc>
@@ -469,7 +469,7 @@
           </w:tcPr>
           <w:p>
             <w:r>
-              <w:t>A06 - MIDDELEN BIJ OBSTIPATIE</w:t>
+              <w:t>OSMOTISCH WERKENDE LAXANTIA</w:t>
             </w:r>
           </w:p>
         </w:tc>
@@ -509,7 +509,7 @@
           </w:tcPr>
           <w:p>
             <w:r>
-              <w:t>A06 - MIDDELEN BIJ OBSTIPATIE</w:t>
+              <w:t>OSMOTISCH WERKENDE LAXANTIA</w:t>
             </w:r>
           </w:p>
         </w:tc>
@@ -654,7 +654,7 @@
           </w:tcPr>
           <w:p>
             <w:r>
-              <w:t>A01 - MONDPREPARATEN</w:t>
+              <w:t>MIDDELEN VOOR CARIESPROFYLAXE</w:t>
             </w:r>
           </w:p>
         </w:tc>
@@ -799,7 +799,7 @@
           </w:tcPr>
           <w:p>
             <w:r>
-              <w:t>N02 - ANALGETICA</w:t>
+              <w:t>ACEETANILIDEDERIVATEN</w:t>
             </w:r>
           </w:p>
         </w:tc>
@@ -942,7 +942,7 @@
           </w:tcPr>
           <w:p>
             <w:r>
-              <w:t>J07 - VACCINS</w:t>
+              <w:t>COVID-19 VACCINS</w:t>
             </w:r>
           </w:p>
         </w:tc>
@@ -982,7 +982,7 @@
           </w:tcPr>
           <w:p>
             <w:r>
-              <w:t>J07 - VACCINS</w:t>
+              <w:t>INFLUENZAVACCINS</w:t>
             </w:r>
           </w:p>
         </w:tc>
@@ -1125,7 +1125,7 @@
           </w:tcPr>
           <w:p>
             <w:r>
-              <w:t>A11 - VITAMINEN</w:t>
+              <w:t>VITAMINE D EN ANALOGE VERBINDINGEN</w:t>
             </w:r>
           </w:p>
         </w:tc>
@@ -1449,7 +1449,7 @@
           </w:tcPr>
           <w:p>
             <w:r>
-              <w:t>R03 - MIDDELEN BIJ ASTMA/COPD</w:t>
+              <w:t>SYMPATHICOMIM. + PARASYMPATHICOLYT. INCL. COMBI CORTICO'S</w:t>
             </w:r>
           </w:p>
         </w:tc>
@@ -1594,7 +1594,7 @@
           </w:tcPr>
           <w:p>
             <w:r>
-              <w:t>N05 - PSYCHOLEPTICA</w:t>
+              <w:t>DIAZEPINEN, OXAZEPINEN,THIAZEPINEN EN OXEPINEN</w:t>
             </w:r>
           </w:p>
         </w:tc>
@@ -1634,7 +1634,7 @@
           </w:tcPr>
           <w:p>
             <w:r>
-              <w:t>N06 - PSYCHOANALEPTICA</w:t>
+              <w:t>OVERIGE ANTIDEPRESSIVA</w:t>
             </w:r>
           </w:p>
         </w:tc>
@@ -1777,7 +1777,7 @@
           </w:tcPr>
           <w:p>
             <w:r>
-              <w:t>A06 - MIDDELEN BIJ OBSTIPATIE</w:t>
+              <w:t>OSMOTISCH WERKENDE LAXANTIA</w:t>
             </w:r>
           </w:p>
         </w:tc>
@@ -1920,7 +1920,7 @@
           </w:tcPr>
           <w:p>
             <w:r>
-              <w:t>N02 - ANALGETICA</w:t>
+              <w:t>ACEETANILIDEDERIVATEN</w:t>
             </w:r>
           </w:p>
         </w:tc>
@@ -1960,7 +1960,7 @@
           </w:tcPr>
           <w:p>
             <w:r>
-              <w:t>N02 - ANALGETICA</w:t>
+              <w:t>ACEETANILIDEDERIVATEN</w:t>
             </w:r>
           </w:p>
         </w:tc>
@@ -2105,7 +2105,7 @@
           </w:tcPr>
           <w:p>
             <w:r>
-              <w:t>J07 - VACCINS</w:t>
+              <w:t>COVID-19 VACCINS</w:t>
             </w:r>
           </w:p>
         </w:tc>
@@ -2145,7 +2145,7 @@
           </w:tcPr>
           <w:p>
             <w:r>
-              <w:t>J07 - VACCINS</w:t>
+              <w:t>INFLUENZAVACCINS</w:t>
             </w:r>
           </w:p>
         </w:tc>
@@ -2288,7 +2288,7 @@
           </w:tcPr>
           <w:p>
             <w:r>
-              <w:t>A11 - VITAMINEN</w:t>
+              <w:t>VITAMINE D EN ANALOGE VERBINDINGEN</w:t>
             </w:r>
           </w:p>
         </w:tc>
@@ -2556,7 +2556,7 @@
           </w:tcPr>
           <w:p>
             <w:r>
-              <w:t>B03 - MIDDELEN BIJ ANEMIE</w:t>
+              <w:t>ORALE FERROPREPARATEN</w:t>
             </w:r>
           </w:p>
         </w:tc>
@@ -2699,7 +2699,7 @@
           </w:tcPr>
           <w:p>
             <w:r>
-              <w:t>C08 - CALCIUMANTAGONISTEN</w:t>
+              <w:t>DIHYDROPYRIDINEDERIVATEN</w:t>
             </w:r>
           </w:p>
         </w:tc>
@@ -2842,7 +2842,7 @@
           </w:tcPr>
           <w:p>
             <w:r>
-              <w:t>A06 - MIDDELEN BIJ OBSTIPATIE</w:t>
+              <w:t>OSMOTISCH WERKENDE LAXANTIA</w:t>
             </w:r>
           </w:p>
         </w:tc>
@@ -2882,7 +2882,7 @@
           </w:tcPr>
           <w:p>
             <w:r>
-              <w:t>A06 - MIDDELEN BIJ OBSTIPATIE</w:t>
+              <w:t>OSMOTISCH WERKENDE LAXANTIA</w:t>
             </w:r>
           </w:p>
         </w:tc>
@@ -3025,7 +3025,7 @@
           </w:tcPr>
           <w:p>
             <w:r>
-              <w:t>A01 - MONDPREPARATEN</w:t>
+              <w:t>MIDDELEN VOOR CARIESPROFYLAXE</w:t>
             </w:r>
           </w:p>
         </w:tc>
@@ -3170,7 +3170,7 @@
           </w:tcPr>
           <w:p>
             <w:r>
-              <w:t>S01 - MIDDELEN VOOR OOGHEELKUNDIG GEBRUIK</w:t>
+              <w:t>KOOLZUURANHYDRASEREMMERS</w:t>
             </w:r>
           </w:p>
         </w:tc>
@@ -3212,7 +3212,7 @@
           </w:tcPr>
           <w:p>
             <w:r>
-              <w:t>S01 - MIDDELEN VOOR OOGHEELKUNDIG GEBRUIK</w:t>
+              <w:t>OVERIGE MIDDELEN VOOR OOGHEELKUNDIG GEBRUIK</w:t>
             </w:r>
           </w:p>
         </w:tc>
@@ -3357,7 +3357,7 @@
           </w:tcPr>
           <w:p>
             <w:r>
-              <w:t>N02 - ANALGETICA</w:t>
+              <w:t>ACEETANILIDEDERIVATEN</w:t>
             </w:r>
           </w:p>
         </w:tc>
@@ -3502,7 +3502,7 @@
           </w:tcPr>
           <w:p>
             <w:r>
-              <w:t>A12 - MINERAALSUPPLEMENTEN</w:t>
+              <w:t>CALCIUM MET VITAMINE D EN/OF ANDERE MIDDELEN</w:t>
             </w:r>
           </w:p>
         </w:tc>
@@ -3868,7 +3868,7 @@
           </w:tcPr>
           <w:p>
             <w:r>
-              <w:t>R03 - MIDDELEN BIJ ASTMA/COPD</w:t>
+              <w:t>SYMPATHICOMIMETICA + CORTICO'S/OVERIGE GNM, EXCL ANTICHOL</w:t>
             </w:r>
           </w:p>
         </w:tc>
@@ -4013,7 +4013,7 @@
           </w:tcPr>
           <w:p>
             <w:r>
-              <w:t>N05 - PSYCHOLEPTICA</w:t>
+              <w:t>BUTYROFENONDERIVATEN</w:t>
             </w:r>
           </w:p>
         </w:tc>
@@ -4053,7 +4053,7 @@
           </w:tcPr>
           <w:p>
             <w:r>
-              <w:t>N06 - PSYCHOANALEPTICA</w:t>
+              <w:t>NIET-SELECTIEVE MONOAMINE-HEROPNAMEREMMERS</w:t>
             </w:r>
           </w:p>
         </w:tc>
@@ -4093,7 +4093,7 @@
           </w:tcPr>
           <w:p>
             <w:r>
-              <w:t>N05 - PSYCHOLEPTICA</w:t>
+              <w:t>DIAZEPINEN, OXAZEPINEN,THIAZEPINEN EN OXEPINEN</w:t>
             </w:r>
           </w:p>
         </w:tc>
@@ -4236,7 +4236,7 @@
           </w:tcPr>
           <w:p>
             <w:r>
-              <w:t>M04 - JICHTMIDDELEN</w:t>
+              <w:t>MIDDELEN MET REMMENDE WERKING OP DE URINEZUURPRODUCTIE</w:t>
             </w:r>
           </w:p>
         </w:tc>
@@ -4379,7 +4379,7 @@
           </w:tcPr>
           <w:p>
             <w:r>
-              <w:t>A06 - MIDDELEN BIJ OBSTIPATIE</w:t>
+              <w:t>OSMOTISCH WERKENDE LAXANTIA</w:t>
             </w:r>
           </w:p>
         </w:tc>
@@ -4419,7 +4419,7 @@
           </w:tcPr>
           <w:p>
             <w:r>
-              <w:t>A02 - MIDDELEN BIJ ZUURGERELATEERDE AFWIJKINGEN</w:t>
+              <w:t>PROTONPOMPREMMERS</w:t>
             </w:r>
           </w:p>
         </w:tc>
@@ -4459,7 +4459,7 @@
           </w:tcPr>
           <w:p>
             <w:r>
-              <w:t>A02 - MIDDELEN BIJ ZUURGERELATEERDE AFWIJKINGEN</w:t>
+              <w:t>PROTONPOMPREMMERS</w:t>
             </w:r>
           </w:p>
         </w:tc>
@@ -4602,7 +4602,7 @@
           </w:tcPr>
           <w:p>
             <w:r>
-              <w:t>A01 - MONDPREPARATEN</w:t>
+              <w:t>MIDDELEN VOOR CARIESPROFYLAXE</w:t>
             </w:r>
           </w:p>
         </w:tc>
@@ -4745,7 +4745,7 @@
           </w:tcPr>
           <w:p>
             <w:r>
-              <w:t>N02 - ANALGETICA</w:t>
+              <w:t>NATUURLIJKE OPIUMALKALOIDEN</w:t>
             </w:r>
           </w:p>
         </w:tc>
@@ -4787,7 +4787,7 @@
           </w:tcPr>
           <w:p>
             <w:r>
-              <w:t>N02 - ANALGETICA</w:t>
+              <w:t>ACEETANILIDEDERIVATEN</w:t>
             </w:r>
           </w:p>
         </w:tc>
@@ -4930,7 +4930,7 @@
           </w:tcPr>
           <w:p>
             <w:r>
-              <w:t>J07 - VACCINS</w:t>
+              <w:t>COVID-19 VACCINS</w:t>
             </w:r>
           </w:p>
         </w:tc>
@@ -4970,7 +4970,7 @@
           </w:tcPr>
           <w:p>
             <w:r>
-              <w:t>J07 - VACCINS</w:t>
+              <w:t>INFLUENZAVACCINS</w:t>
             </w:r>
           </w:p>
         </w:tc>
@@ -5113,7 +5113,7 @@
           </w:tcPr>
           <w:p>
             <w:r>
-              <w:t>A11 - VITAMINEN</w:t>
+              <w:t>VITAMINE D EN ANALOGE VERBINDINGEN</w:t>
             </w:r>
           </w:p>
         </w:tc>
@@ -5481,7 +5481,7 @@
           </w:tcPr>
           <w:p>
             <w:r>
-              <w:t>C09 - MIDDELEN AANGRIJPEND OP HET RENINE-ANGIOTENSINESYSTEEM</w:t>
+              <w:t>ANGIOTENSINE-II-ANTAGONISTEN</w:t>
             </w:r>
           </w:p>
         </w:tc>
@@ -5521,7 +5521,7 @@
           </w:tcPr>
           <w:p>
             <w:r>
-              <w:t>C07 - BETA-BLOKKERS</w:t>
+              <w:t>SELECTIEVE BETA-BLOKKERS</w:t>
             </w:r>
           </w:p>
         </w:tc>
@@ -5561,7 +5561,7 @@
           </w:tcPr>
           <w:p>
             <w:r>
-              <w:t>B01 - ANTITHROMBOTICA</w:t>
+              <w:t>DIRECTE REMMERS VAN FACTOR XA</w:t>
             </w:r>
           </w:p>
         </w:tc>
@@ -5601,7 +5601,7 @@
           </w:tcPr>
           <w:p>
             <w:r>
-              <w:t>C07 - BETA-BLOKKERS</w:t>
+              <w:t>SELECTIEVE BETA-BLOKKERS</w:t>
             </w:r>
           </w:p>
         </w:tc>
@@ -5746,7 +5746,7 @@
           </w:tcPr>
           <w:p>
             <w:r>
-              <w:t>S01 - MIDDELEN VOOR OOGHEELKUNDIG GEBRUIK</w:t>
+              <w:t>OVERIGE MIDDELEN VOOR OOGHEELKUNDIG GEBRUIK</w:t>
             </w:r>
           </w:p>
         </w:tc>
@@ -5788,7 +5788,7 @@
           </w:tcPr>
           <w:p>
             <w:r>
-              <w:t>S01 - MIDDELEN VOOR OOGHEELKUNDIG GEBRUIK</w:t>
+              <w:t>BETA-BLOKKERS</w:t>
             </w:r>
           </w:p>
         </w:tc>
@@ -5933,7 +5933,7 @@
           </w:tcPr>
           <w:p>
             <w:r>
-              <w:t>N02 - ANALGETICA</w:t>
+              <w:t>ACEETANILIDEDERIVATEN</w:t>
             </w:r>
           </w:p>
         </w:tc>
@@ -6078,7 +6078,7 @@
           </w:tcPr>
           <w:p>
             <w:r>
-              <w:t>H03 - SCHILDKLIERMIDDELEN</w:t>
+              <w:t>SCHILDKLIERHORMONEN</w:t>
             </w:r>
           </w:p>
         </w:tc>
@@ -6118,7 +6118,7 @@
           </w:tcPr>
           <w:p>
             <w:r>
-              <w:t>H03 - SCHILDKLIERMIDDELEN</w:t>
+              <w:t>SCHILDKLIERHORMONEN</w:t>
             </w:r>
           </w:p>
         </w:tc>
@@ -6261,7 +6261,7 @@
           </w:tcPr>
           <w:p>
             <w:r>
-              <w:t>J07 - VACCINS</w:t>
+              <w:t>COVID-19 VACCINS</w:t>
             </w:r>
           </w:p>
         </w:tc>
@@ -6303,7 +6303,7 @@
           </w:tcPr>
           <w:p>
             <w:r>
-              <w:t>J07 - VACCINS</w:t>
+              <w:t>INFLUENZAVACCINS</w:t>
             </w:r>
           </w:p>
         </w:tc>
@@ -6446,7 +6446,7 @@
           </w:tcPr>
           <w:p>
             <w:r>
-              <w:t>A11 - VITAMINEN</w:t>
+              <w:t>VITAMINE D EN ANALOGE VERBINDINGEN</w:t>
             </w:r>
           </w:p>
         </w:tc>
@@ -6812,7 +6812,7 @@
           </w:tcPr>
           <w:p>
             <w:r>
-              <w:t>B03 - MIDDELEN BIJ ANEMIE</w:t>
+              <w:t>VITAMINE B12 (CYANOCOBALAMINE EN ANALOGEN)</w:t>
             </w:r>
           </w:p>
         </w:tc>
@@ -6854,7 +6854,7 @@
           </w:tcPr>
           <w:p>
             <w:r>
-              <w:t>B03 - MIDDELEN BIJ ANEMIE</w:t>
+              <w:t>FOLIUMZUUR EN DERIVATEN</w:t>
             </w:r>
           </w:p>
         </w:tc>
@@ -6997,7 +6997,7 @@
           </w:tcPr>
           <w:p>
             <w:r>
-              <w:t>B01 - ANTITHROMBOTICA</w:t>
+              <w:t>TROMBOCYTENAGGREGATIEREMMERS EXCL HEPARINE</w:t>
             </w:r>
           </w:p>
         </w:tc>
@@ -7039,7 +7039,7 @@
           </w:tcPr>
           <w:p>
             <w:r>
-              <w:t>C08 - CALCIUMANTAGONISTEN</w:t>
+              <w:t>DIHYDROPYRIDINEDERIVATEN</w:t>
             </w:r>
           </w:p>
         </w:tc>
@@ -7079,7 +7079,7 @@
           </w:tcPr>
           <w:p>
             <w:r>
-              <w:t>C10 - ANTILIPAEMICA</w:t>
+              <w:t>CHOLESTEROLSYNTHESEREMMERS</w:t>
             </w:r>
           </w:p>
         </w:tc>
@@ -7119,7 +7119,7 @@
           </w:tcPr>
           <w:p>
             <w:r>
-              <w:t>C09 - MIDDELEN AANGRIJPEND OP HET RENINE-ANGIOTENSINESYSTEEM</w:t>
+              <w:t>ACE-REMMERS</w:t>
             </w:r>
           </w:p>
         </w:tc>
@@ -7159,7 +7159,7 @@
           </w:tcPr>
           <w:p>
             <w:r>
-              <w:t>C01 - CARDIACA</w:t>
+              <w:t>NITRATEN</w:t>
             </w:r>
           </w:p>
         </w:tc>
@@ -7201,7 +7201,7 @@
           </w:tcPr>
           <w:p>
             <w:r>
-              <w:t>C01 - CARDIACA</w:t>
+              <w:t>NITRATEN</w:t>
             </w:r>
           </w:p>
         </w:tc>
@@ -7346,7 +7346,7 @@
           </w:tcPr>
           <w:p>
             <w:r>
-              <w:t>A10 - DIABETESMIDDELEN</w:t>
+              <w:t>BIGUANIDEN</w:t>
             </w:r>
           </w:p>
         </w:tc>
@@ -7489,7 +7489,7 @@
           </w:tcPr>
           <w:p>
             <w:r>
-              <w:t>A06 - MIDDELEN BIJ OBSTIPATIE</w:t>
+              <w:t>OSMOTISCH WERKENDE LAXANTIA</w:t>
             </w:r>
           </w:p>
         </w:tc>
@@ -7531,7 +7531,7 @@
           </w:tcPr>
           <w:p>
             <w:r>
-              <w:t>A06 - MIDDELEN BIJ OBSTIPATIE</w:t>
+              <w:t>OSMOTISCH WERKENDE LAXANTIA</w:t>
             </w:r>
           </w:p>
         </w:tc>
@@ -7571,7 +7571,7 @@
           </w:tcPr>
           <w:p>
             <w:r>
-              <w:t>A06 - MIDDELEN BIJ OBSTIPATIE</w:t>
+              <w:t>KLYSMA'S</w:t>
             </w:r>
           </w:p>
         </w:tc>
@@ -7714,7 +7714,7 @@
           </w:tcPr>
           <w:p>
             <w:r>
-              <w:t>S01 - MIDDELEN VOOR OOGHEELKUNDIG GEBRUIK</w:t>
+              <w:t>OVERIGE MIDDELEN VOOR OOGHEELKUNDIG GEBRUIK</w:t>
             </w:r>
           </w:p>
         </w:tc>
@@ -7859,7 +7859,7 @@
           </w:tcPr>
           <w:p>
             <w:r>
-              <w:t>S02 - MIDDELEN VOOR OORHEELKUNDIG GEBRUIK</w:t>
+              <w:t>CORTICOSTEROIDEN</w:t>
             </w:r>
           </w:p>
         </w:tc>
@@ -8004,7 +8004,7 @@
           </w:tcPr>
           <w:p>
             <w:r>
-              <w:t>N02 - ANALGETICA</w:t>
+              <w:t>ACEETANILIDEDERIVATEN</w:t>
             </w:r>
           </w:p>
         </w:tc>
@@ -8044,7 +8044,7 @@
           </w:tcPr>
           <w:p>
             <w:r>
-              <w:t>N02 - ANALGETICA</w:t>
+              <w:t>ACEETANILIDEDERIVATEN</w:t>
             </w:r>
           </w:p>
         </w:tc>
@@ -8187,7 +8187,7 @@
           </w:tcPr>
           <w:p>
             <w:r>
-              <w:t>A11 - VITAMINEN</w:t>
+              <w:t>VITAMINE D EN ANALOGE VERBINDINGEN</w:t>
             </w:r>
           </w:p>
         </w:tc>
@@ -8511,7 +8511,7 @@
           </w:tcPr>
           <w:p>
             <w:r>
-              <w:t>N06 - PSYCHOANALEPTICA</w:t>
+              <w:t>SELECTIEVE SEROTONINE-HEROPNAMEREMMERS</w:t>
             </w:r>
           </w:p>
         </w:tc>
@@ -8551,7 +8551,7 @@
           </w:tcPr>
           <w:p>
             <w:r>
-              <w:t>N05 - PSYCHOLEPTICA</w:t>
+              <w:t>OVERIGE ANTIPSYCHOTICA</w:t>
             </w:r>
           </w:p>
         </w:tc>
@@ -8591,7 +8591,7 @@
           </w:tcPr>
           <w:p>
             <w:r>
-              <w:t>N05 - PSYCHOLEPTICA</w:t>
+              <w:t>OVERIGE ANTIPSYCHOTICA</w:t>
             </w:r>
           </w:p>
         </w:tc>
@@ -8736,7 +8736,7 @@
           </w:tcPr>
           <w:p>
             <w:r>
-              <w:t>A06 - MIDDELEN BIJ OBSTIPATIE</w:t>
+              <w:t>OSMOTISCH WERKENDE LAXANTIA</w:t>
             </w:r>
           </w:p>
         </w:tc>
@@ -8776,7 +8776,7 @@
           </w:tcPr>
           <w:p>
             <w:r>
-              <w:t>A06 - MIDDELEN BIJ OBSTIPATIE</w:t>
+              <w:t>OSMOTISCH WERKENDE LAXANTIA</w:t>
             </w:r>
           </w:p>
         </w:tc>
@@ -8921,7 +8921,7 @@
           </w:tcPr>
           <w:p>
             <w:r>
-              <w:t>A01 - MONDPREPARATEN</w:t>
+              <w:t>MIDDELEN VOOR CARIESPROFYLAXE</w:t>
             </w:r>
           </w:p>
         </w:tc>
@@ -9066,7 +9066,7 @@
           </w:tcPr>
           <w:p>
             <w:r>
-              <w:t>N02 - ANALGETICA</w:t>
+              <w:t>ACEETANILIDEDERIVATEN</w:t>
             </w:r>
           </w:p>
         </w:tc>
@@ -9211,7 +9211,7 @@
           </w:tcPr>
           <w:p>
             <w:r>
-              <w:t>J07 - VACCINS</w:t>
+              <w:t>COVID-19 VACCINS</w:t>
             </w:r>
           </w:p>
         </w:tc>
@@ -9251,7 +9251,7 @@
           </w:tcPr>
           <w:p>
             <w:r>
-              <w:t>J07 - VACCINS</w:t>
+              <w:t>INFLUENZAVACCINS</w:t>
             </w:r>
           </w:p>
         </w:tc>
@@ -9394,7 +9394,7 @@
           </w:tcPr>
           <w:p>
             <w:r>
-              <w:t>A11 - VITAMINEN</w:t>
+              <w:t>VITAMINE D EN ANALOGE VERBINDINGEN</w:t>
             </w:r>
           </w:p>
         </w:tc>
@@ -9738,7 +9738,7 @@
           </w:tcPr>
           <w:p>
             <w:r>
-              <w:t>B03 - MIDDELEN BIJ ANEMIE</w:t>
+              <w:t>VITAMINE B12 (CYANOCOBALAMINE EN ANALOGEN)</w:t>
             </w:r>
           </w:p>
         </w:tc>
@@ -9780,7 +9780,7 @@
           </w:tcPr>
           <w:p>
             <w:r>
-              <w:t>B03 - MIDDELEN BIJ ANEMIE</w:t>
+              <w:t>FOLIUMZUUR EN DERIVATEN</w:t>
             </w:r>
           </w:p>
         </w:tc>
@@ -9923,7 +9923,7 @@
           </w:tcPr>
           <w:p>
             <w:r>
-              <w:t>N02 - ANALGETICA</w:t>
+              <w:t>ACEETANILIDEDERIVATEN</w:t>
             </w:r>
           </w:p>
         </w:tc>
@@ -10068,7 +10068,7 @@
           </w:tcPr>
           <w:p>
             <w:r>
-              <w:t>H03 - SCHILDKLIERMIDDELEN</w:t>
+              <w:t>SCHILDKLIERHORMONEN</w:t>
             </w:r>
           </w:p>
         </w:tc>
@@ -10211,7 +10211,7 @@
           </w:tcPr>
           <w:p>
             <w:r>
-              <w:t>J07 - VACCINS</w:t>
+              <w:t>COVID-19 VACCINS</w:t>
             </w:r>
           </w:p>
         </w:tc>
@@ -10251,7 +10251,7 @@
           </w:tcPr>
           <w:p>
             <w:r>
-              <w:t>J07 - VACCINS</w:t>
+              <w:t>INFLUENZAVACCINS</w:t>
             </w:r>
           </w:p>
         </w:tc>
@@ -10394,7 +10394,7 @@
           </w:tcPr>
           <w:p>
             <w:r>
-              <w:t>A11 - VITAMINEN</w:t>
+              <w:t>VITAMINE D EN ANALOGE VERBINDINGEN</w:t>
             </w:r>
           </w:p>
         </w:tc>
@@ -10738,7 +10738,7 @@
           </w:tcPr>
           <w:p>
             <w:r>
-              <w:t>R06 - ANTIHISTAMINICA VOOR SYSTEMISCH GEBRUIK</w:t>
+              <w:t>OVERIGE ANTIHISTAMINICA VOOR SYSTEMISCH GEBRUIK</w:t>
             </w:r>
           </w:p>
         </w:tc>
@@ -10881,7 +10881,7 @@
           </w:tcPr>
           <w:p>
             <w:r>
-              <w:t>R03 - MIDDELEN BIJ ASTMA/COPD</w:t>
+              <w:t>SYMPATHICOMIMETICA + CORTICO'S/OVERIGE GNM, EXCL ANTICHOL</w:t>
             </w:r>
           </w:p>
         </w:tc>
@@ -10921,7 +10921,7 @@
           </w:tcPr>
           <w:p>
             <w:r>
-              <w:t>R03 - MIDDELEN BIJ ASTMA/COPD</w:t>
+              <w:t>SELECTIEVE BETA-2-SYMPATHICOMIMETICA</w:t>
             </w:r>
           </w:p>
         </w:tc>
@@ -11066,7 +11066,7 @@
           </w:tcPr>
           <w:p>
             <w:r>
-              <w:t>B01 - ANTITHROMBOTICA</w:t>
+              <w:t>TROMBOCYTENAGGREGATIEREMMERS EXCL HEPARINE</w:t>
             </w:r>
           </w:p>
         </w:tc>
@@ -11209,7 +11209,7 @@
           </w:tcPr>
           <w:p>
             <w:r>
-              <w:t>N06 - PSYCHOANALEPTICA</w:t>
+              <w:t>CHOLINESTERASEREMMERS</w:t>
             </w:r>
           </w:p>
         </w:tc>
@@ -11249,7 +11249,7 @@
           </w:tcPr>
           <w:p>
             <w:r>
-              <w:t>N05 - PSYCHOLEPTICA</w:t>
+              <w:t>BENZODIAZEPINEDERIVATEN</w:t>
             </w:r>
           </w:p>
         </w:tc>
@@ -11394,7 +11394,7 @@
           </w:tcPr>
           <w:p>
             <w:r>
-              <w:t>A06 - MIDDELEN BIJ OBSTIPATIE</w:t>
+              <w:t>OSMOTISCH WERKENDE LAXANTIA</w:t>
             </w:r>
           </w:p>
         </w:tc>
@@ -11434,7 +11434,7 @@
           </w:tcPr>
           <w:p>
             <w:r>
-              <w:t>A06 - MIDDELEN BIJ OBSTIPATIE</w:t>
+              <w:t>OSMOTISCH WERKENDE LAXANTIA</w:t>
             </w:r>
           </w:p>
         </w:tc>
@@ -11579,7 +11579,7 @@
           </w:tcPr>
           <w:p>
             <w:r>
-              <w:t>A01 - MONDPREPARATEN</w:t>
+              <w:t>MIDDELEN VOOR CARIESPROFYLAXE</w:t>
             </w:r>
           </w:p>
         </w:tc>
@@ -11722,7 +11722,7 @@
           </w:tcPr>
           <w:p>
             <w:r>
-              <w:t>S01 - MIDDELEN VOOR OOGHEELKUNDIG GEBRUIK</w:t>
+              <w:t>PROSTAGLANDINE-ANALOGA</w:t>
             </w:r>
           </w:p>
         </w:tc>
@@ -11867,7 +11867,7 @@
           </w:tcPr>
           <w:p>
             <w:r>
-              <w:t>S02 - MIDDELEN VOOR OORHEELKUNDIG GEBRUIK</w:t>
+              <w:t>CORTICOSTEROIDEN</w:t>
             </w:r>
           </w:p>
         </w:tc>
@@ -11909,7 +11909,7 @@
           </w:tcPr>
           <w:p>
             <w:r>
-              <w:t>S02 - MIDDELEN VOOR OORHEELKUNDIG GEBRUIK</w:t>
+              <w:t>CORTICOSTEROIDEN</w:t>
             </w:r>
           </w:p>
         </w:tc>
@@ -12054,7 +12054,7 @@
           </w:tcPr>
           <w:p>
             <w:r>
-              <w:t>M02 - LOKALE ANTIRHEUMATICA</w:t>
+              <w:t>NIET-STEROIDE ANTI-INFLAMMATOIRE MIDDELEN, LOKALE</w:t>
             </w:r>
           </w:p>
         </w:tc>
@@ -12096,7 +12096,7 @@
           </w:tcPr>
           <w:p>
             <w:r>
-              <w:t>N02 - ANALGETICA</w:t>
+              <w:t>ACEETANILIDEDERIVATEN</w:t>
             </w:r>
           </w:p>
         </w:tc>
@@ -12241,7 +12241,7 @@
           </w:tcPr>
           <w:p>
             <w:r>
-              <w:t>J07 - VACCINS</w:t>
+              <w:t>COVID-19 VACCINS</w:t>
             </w:r>
           </w:p>
         </w:tc>
@@ -12281,7 +12281,7 @@
           </w:tcPr>
           <w:p>
             <w:r>
-              <w:t>J07 - VACCINS</w:t>
+              <w:t>INFLUENZAVACCINS</w:t>
             </w:r>
           </w:p>
         </w:tc>
@@ -12424,7 +12424,7 @@
           </w:tcPr>
           <w:p>
             <w:r>
-              <w:t>A12 - MINERAALSUPPLEMENTEN</w:t>
+              <w:t>CALCIUM MET VITAMINE D EN/OF ANDERE MIDDELEN</w:t>
             </w:r>
           </w:p>
         </w:tc>
@@ -12768,7 +12768,7 @@
           </w:tcPr>
           <w:p>
             <w:r>
-              <w:t>B01 - ANTITHROMBOTICA</w:t>
+              <w:t>DIRECTE REMMERS VAN FACTOR XA</w:t>
             </w:r>
           </w:p>
         </w:tc>
@@ -12911,7 +12911,7 @@
           </w:tcPr>
           <w:p>
             <w:r>
-              <w:t>A10 - DIABETESMIDDELEN</w:t>
+              <w:t>BIGUANIDEN</w:t>
             </w:r>
           </w:p>
         </w:tc>
@@ -13054,7 +13054,7 @@
           </w:tcPr>
           <w:p>
             <w:r>
-              <w:t>N05 - PSYCHOLEPTICA</w:t>
+              <w:t>DIAZEPINEN, OXAZEPINEN,THIAZEPINEN EN OXEPINEN</w:t>
             </w:r>
           </w:p>
         </w:tc>
@@ -13197,7 +13197,7 @@
           </w:tcPr>
           <w:p>
             <w:r>
-              <w:t>A06 - MIDDELEN BIJ OBSTIPATIE</w:t>
+              <w:t>OSMOTISCH WERKENDE LAXANTIA</w:t>
             </w:r>
           </w:p>
         </w:tc>
@@ -13237,7 +13237,7 @@
           </w:tcPr>
           <w:p>
             <w:r>
-              <w:t>A03 - MIDDELEN BIJ FUNCTIONELE MAAGDARMSTOORNISSEN</w:t>
+              <w:t>SYNTH. PARASYMPATHICOLYTICA, ESTERS MET TERT. AMINOGROEP</w:t>
             </w:r>
           </w:p>
         </w:tc>
@@ -13277,7 +13277,7 @@
           </w:tcPr>
           <w:p>
             <w:r>
-              <w:t>A06 - MIDDELEN BIJ OBSTIPATIE</w:t>
+              <w:t>OSMOTISCH WERKENDE LAXANTIA</w:t>
             </w:r>
           </w:p>
         </w:tc>
@@ -13319,7 +13319,7 @@
           </w:tcPr>
           <w:p>
             <w:r>
-              <w:t>A06 - MIDDELEN BIJ OBSTIPATIE</w:t>
+              <w:t>KLYSMA'S</w:t>
             </w:r>
           </w:p>
         </w:tc>
@@ -13462,7 +13462,7 @@
           </w:tcPr>
           <w:p>
             <w:r>
-              <w:t>A01 - MONDPREPARATEN</w:t>
+              <w:t>MIDDELEN VOOR CARIESPROFYLAXE</w:t>
             </w:r>
           </w:p>
         </w:tc>
@@ -13605,7 +13605,7 @@
           </w:tcPr>
           <w:p>
             <w:r>
-              <w:t>S02 - MIDDELEN VOOR OORHEELKUNDIG GEBRUIK</w:t>
+              <w:t>CORTICOSTEROIDEN</w:t>
             </w:r>
           </w:p>
         </w:tc>
@@ -13647,7 +13647,7 @@
           </w:tcPr>
           <w:p>
             <w:r>
-              <w:t>S02 - MIDDELEN VOOR OORHEELKUNDIG GEBRUIK</w:t>
+              <w:t>CORTICOSTEROIDEN</w:t>
             </w:r>
           </w:p>
         </w:tc>
@@ -13792,7 +13792,7 @@
           </w:tcPr>
           <w:p>
             <w:r>
-              <w:t>N02 - ANALGETICA</w:t>
+              <w:t>ACEETANILIDEDERIVATEN</w:t>
             </w:r>
           </w:p>
         </w:tc>
@@ -13832,7 +13832,7 @@
           </w:tcPr>
           <w:p>
             <w:r>
-              <w:t>N02 - ANALGETICA</w:t>
+              <w:t>ACEETANILIDEDERIVATEN</w:t>
             </w:r>
           </w:p>
         </w:tc>
@@ -13977,7 +13977,7 @@
           </w:tcPr>
           <w:p>
             <w:r>
-              <w:t>J07 - VACCINS</w:t>
+              <w:t>COVID-19 VACCINS</w:t>
             </w:r>
           </w:p>
         </w:tc>
@@ -14017,7 +14017,7 @@
           </w:tcPr>
           <w:p>
             <w:r>
-              <w:t>J07 - VACCINS</w:t>
+              <w:t>INFLUENZAVACCINS</w:t>
             </w:r>
           </w:p>
         </w:tc>
@@ -14160,7 +14160,7 @@
           </w:tcPr>
           <w:p>
             <w:r>
-              <w:t>A11 - VITAMINEN</w:t>
+              <w:t>VITAMINE D EN ANALOGE VERBINDINGEN</w:t>
             </w:r>
           </w:p>
         </w:tc>

--- a/Output/MedicatieReview_Argusvlinder.docx
+++ b/Output/MedicatieReview_Argusvlinder.docx
@@ -89,7 +89,7 @@
         <w:rPr>
           <w:color w:val="000080"/>
         </w:rPr>
-        <w:t>Mogelijke dubbelmedicatie:</w:t>
+        <w:t>Mogelijke (pseudo)dubbelmedicatie:</w:t>
       </w:r>
     </w:p>
     <w:tbl>
@@ -1252,7 +1252,7 @@
         <w:rPr>
           <w:color w:val="000080"/>
         </w:rPr>
-        <w:t>Mogelijke dubbelmedicatie:</w:t>
+        <w:t>Mogelijke (pseudo)dubbelmedicatie:</w:t>
       </w:r>
     </w:p>
     <w:tbl>
@@ -2415,7 +2415,7 @@
         <w:rPr>
           <w:color w:val="000080"/>
         </w:rPr>
-        <w:t>Mogelijke dubbelmedicatie:</w:t>
+        <w:t>Mogelijke (pseudo)dubbelmedicatie:</w:t>
       </w:r>
     </w:p>
     <w:p>
@@ -3627,7 +3627,7 @@
         <w:rPr>
           <w:color w:val="000080"/>
         </w:rPr>
-        <w:t>Mogelijke dubbelmedicatie:</w:t>
+        <w:t>Mogelijke (pseudo)dubbelmedicatie:</w:t>
       </w:r>
     </w:p>
     <w:tbl>
@@ -5226,11 +5226,139 @@
         <w:t>Mogelijke STOPP-criteria:</w:t>
       </w:r>
     </w:p>
-    <w:p>
-      <w:r>
-        <w:t>Geen STOPP-criteria getriggerd.</w:t>
-      </w:r>
-    </w:p>
+    <w:tbl>
+      <w:tblPr>
+        <w:tblStyle w:val="TableGrid"/>
+        <w:tblW w:type="auto" w:w="0"/>
+        <w:tblLook w:firstColumn="1" w:firstRow="1" w:lastColumn="0" w:lastRow="0" w:noHBand="0" w:noVBand="1" w:val="04A0"/>
+      </w:tblPr>
+      <w:tblGrid>
+        <w:gridCol w:w="1872"/>
+        <w:gridCol w:w="1872"/>
+        <w:gridCol w:w="1872"/>
+        <w:gridCol w:w="1872"/>
+        <w:gridCol w:w="1872"/>
+      </w:tblGrid>
+      <w:tr>
+        <w:tc>
+          <w:tcPr>
+            <w:tcW w:type="dxa" w:w="1872"/>
+          </w:tcPr>
+          <w:p>
+            <w:r>
+              <w:rPr>
+                <w:b/>
+              </w:rPr>
+              <w:t>Criteriumcode</w:t>
+            </w:r>
+          </w:p>
+        </w:tc>
+        <w:tc>
+          <w:tcPr>
+            <w:tcW w:type="dxa" w:w="1872"/>
+          </w:tcPr>
+          <w:p>
+            <w:r>
+              <w:rPr>
+                <w:b/>
+              </w:rPr>
+              <w:t>Categorie</w:t>
+            </w:r>
+          </w:p>
+        </w:tc>
+        <w:tc>
+          <w:tcPr>
+            <w:tcW w:type="dxa" w:w="1872"/>
+          </w:tcPr>
+          <w:p>
+            <w:r>
+              <w:rPr>
+                <w:b/>
+              </w:rPr>
+              <w:t>Beschrijving</w:t>
+            </w:r>
+          </w:p>
+        </w:tc>
+        <w:tc>
+          <w:tcPr>
+            <w:tcW w:type="dxa" w:w="1872"/>
+          </w:tcPr>
+          <w:p>
+            <w:r>
+              <w:rPr>
+                <w:b/>
+              </w:rPr>
+              <w:t>Argument</w:t>
+            </w:r>
+          </w:p>
+        </w:tc>
+        <w:tc>
+          <w:tcPr>
+            <w:tcW w:type="dxa" w:w="1872"/>
+          </w:tcPr>
+          <w:p>
+            <w:r>
+              <w:rPr>
+                <w:b/>
+              </w:rPr>
+              <w:t>Getriggerd door</w:t>
+            </w:r>
+          </w:p>
+        </w:tc>
+      </w:tr>
+      <w:tr>
+        <w:tc>
+          <w:tcPr>
+            <w:tcW w:type="dxa" w:w="1872"/>
+          </w:tcPr>
+          <w:p>
+            <w:r>
+              <w:t>STOP B3</w:t>
+            </w:r>
+          </w:p>
+        </w:tc>
+        <w:tc>
+          <w:tcPr>
+            <w:tcW w:type="dxa" w:w="1872"/>
+          </w:tcPr>
+          <w:p>
+            <w:r>
+              <w:t>CARDIOVASCULAIR</w:t>
+            </w:r>
+          </w:p>
+        </w:tc>
+        <w:tc>
+          <w:tcPr>
+            <w:tcW w:type="dxa" w:w="1872"/>
+          </w:tcPr>
+          <w:p>
+            <w:r>
+              <w:t>Bètablokker bij bradycardie (&lt; 50/min), tweede-graads blok of compleet AV-blok. N.B. Dosis verlagen of stoppen</w:t>
+            </w:r>
+          </w:p>
+        </w:tc>
+        <w:tc>
+          <w:tcPr>
+            <w:tcW w:type="dxa" w:w="1872"/>
+          </w:tcPr>
+          <w:p>
+            <w:r>
+              <w:t>Risico op compleet hartblok, asystolie</w:t>
+            </w:r>
+          </w:p>
+        </w:tc>
+        <w:tc>
+          <w:tcPr>
+            <w:tcW w:type="dxa" w:w="1872"/>
+          </w:tcPr>
+          <w:p>
+            <w:r>
+              <w:t>Metoprolol tablet 50mg, Metoprolol tablet mga 25mg (succinaat)</w:t>
+            </w:r>
+          </w:p>
+        </w:tc>
+      </w:tr>
+    </w:tbl>
     <w:p>
       <w:pPr>
         <w:pStyle w:val="Heading3"/>
@@ -5240,7 +5368,7 @@
         <w:rPr>
           <w:color w:val="000080"/>
         </w:rPr>
-        <w:t>Mogelijke dubbelmedicatie:</w:t>
+        <w:t>Mogelijke (pseudo)dubbelmedicatie:</w:t>
       </w:r>
     </w:p>
     <w:tbl>
@@ -6571,7 +6699,7 @@
         <w:rPr>
           <w:color w:val="000080"/>
         </w:rPr>
-        <w:t>Mogelijke dubbelmedicatie:</w:t>
+        <w:t>Mogelijke (pseudo)dubbelmedicatie:</w:t>
       </w:r>
     </w:p>
     <w:tbl>
@@ -8314,7 +8442,7 @@
         <w:rPr>
           <w:color w:val="000080"/>
         </w:rPr>
-        <w:t>Mogelijke dubbelmedicatie:</w:t>
+        <w:t>Mogelijke (pseudo)dubbelmedicatie:</w:t>
       </w:r>
     </w:p>
     <w:tbl>
@@ -9519,7 +9647,7 @@
         <w:rPr>
           <w:color w:val="000080"/>
         </w:rPr>
-        <w:t>Mogelijke dubbelmedicatie:</w:t>
+        <w:t>Mogelijke (pseudo)dubbelmedicatie:</w:t>
       </w:r>
     </w:p>
     <w:tbl>
@@ -10519,7 +10647,7 @@
         <w:rPr>
           <w:color w:val="000080"/>
         </w:rPr>
-        <w:t>Mogelijke dubbelmedicatie:</w:t>
+        <w:t>Mogelijke (pseudo)dubbelmedicatie:</w:t>
       </w:r>
     </w:p>
     <w:tbl>
@@ -12549,7 +12677,7 @@
         <w:rPr>
           <w:color w:val="000080"/>
         </w:rPr>
-        <w:t>Mogelijke dubbelmedicatie:</w:t>
+        <w:t>Mogelijke (pseudo)dubbelmedicatie:</w:t>
       </w:r>
     </w:p>
     <w:tbl>

--- a/Output/MedicatieReview_Argusvlinder.docx
+++ b/Output/MedicatieReview_Argusvlinder.docx
@@ -50,7 +50,7 @@
         <w:t xml:space="preserve">Datum: </w:t>
       </w:r>
       <w:r>
-        <w:t>07-10-2025</w:t>
+        <w:t>08-10-2025</w:t>
         <w:br/>
       </w:r>
       <w:r>
@@ -1568,7 +1568,7 @@
         <w:t xml:space="preserve">Datum: </w:t>
       </w:r>
       <w:r>
-        <w:t>07-10-2025</w:t>
+        <w:t>08-10-2025</w:t>
         <w:br/>
       </w:r>
       <w:r>
@@ -3130,7 +3130,7 @@
         <w:t xml:space="preserve">Datum: </w:t>
       </w:r>
       <w:r>
-        <w:t>07-10-2025</w:t>
+        <w:t>08-10-2025</w:t>
         <w:br/>
       </w:r>
       <w:r>
@@ -4533,7 +4533,7 @@
         <w:t xml:space="preserve">Datum: </w:t>
       </w:r>
       <w:r>
-        <w:t>07-10-2025</w:t>
+        <w:t>08-10-2025</w:t>
         <w:br/>
       </w:r>
       <w:r>
@@ -6941,7 +6941,7 @@
         <w:t xml:space="preserve">Datum: </w:t>
       </w:r>
       <w:r>
-        <w:t>07-10-2025</w:t>
+        <w:t>08-10-2025</w:t>
         <w:br/>
       </w:r>
       <w:r>
@@ -8713,7 +8713,7 @@
         <w:t xml:space="preserve">Datum: </w:t>
       </w:r>
       <w:r>
-        <w:t>07-10-2025</w:t>
+        <w:t>08-10-2025</w:t>
         <w:br/>
       </w:r>
       <w:r>
@@ -10897,7 +10897,7 @@
         <w:t xml:space="preserve">Datum: </w:t>
       </w:r>
       <w:r>
-        <w:t>07-10-2025</w:t>
+        <w:t>08-10-2025</w:t>
         <w:br/>
       </w:r>
       <w:r>
@@ -12479,7 +12479,7 @@
         <w:t xml:space="preserve">Datum: </w:t>
       </w:r>
       <w:r>
-        <w:t>07-10-2025</w:t>
+        <w:t>08-10-2025</w:t>
         <w:br/>
       </w:r>
       <w:r>
@@ -13412,7 +13412,7 @@
         <w:t xml:space="preserve">Datum: </w:t>
       </w:r>
       <w:r>
-        <w:t>07-10-2025</w:t>
+        <w:t>08-10-2025</w:t>
         <w:br/>
       </w:r>
       <w:r>
@@ -15745,7 +15745,7 @@
         <w:t xml:space="preserve">Datum: </w:t>
       </w:r>
       <w:r>
-        <w:t>07-10-2025</w:t>
+        <w:t>08-10-2025</w:t>
         <w:br/>
       </w:r>
       <w:r>
